--- a/figures/tableS7.EFGC.docx
+++ b/figures/tableS7.EFGC.docx
@@ -526,7 +526,7 @@
                 <w:szCs w:val="22"/>
                 <w:color w:val="000000"/>
               </w:rPr>
-              <w:t xml:space="preserve">41.21</w:t>
+              <w:t xml:space="preserve">8.77</w:t>
             </w:r>
           </w:p>
         </w:tc>
@@ -581,7 +581,7 @@
                 <w:szCs w:val="22"/>
                 <w:color w:val="000000"/>
               </w:rPr>
-              <w:t xml:space="preserve">4.09</w:t>
+              <w:t xml:space="preserve">4.77</w:t>
             </w:r>
           </w:p>
         </w:tc>
@@ -636,7 +636,7 @@
                 <w:szCs w:val="22"/>
                 <w:color w:val="000000"/>
               </w:rPr>
-              <w:t xml:space="preserve">10.06</w:t>
+              <w:t xml:space="preserve">1.84</w:t>
             </w:r>
           </w:p>
         </w:tc>
@@ -691,7 +691,7 @@
                 <w:szCs w:val="22"/>
                 <w:color w:val="000000"/>
               </w:rPr>
-              <w:t xml:space="preserve">0.0</w:t>
+              <w:t xml:space="preserve">0.07</w:t>
             </w:r>
           </w:p>
         </w:tc>
@@ -746,7 +746,7 @@
                 <w:szCs w:val="22"/>
                 <w:color w:val="000000"/>
               </w:rPr>
-              <w:t xml:space="preserve">33.18</w:t>
+              <w:t xml:space="preserve">-0.58</w:t>
             </w:r>
           </w:p>
         </w:tc>
@@ -801,7 +801,7 @@
                 <w:szCs w:val="22"/>
                 <w:color w:val="000000"/>
               </w:rPr>
-              <w:t xml:space="preserve">49.23</w:t>
+              <w:t xml:space="preserve">18.12</w:t>
             </w:r>
           </w:p>
         </w:tc>
@@ -916,7 +916,7 @@
                 <w:szCs w:val="22"/>
                 <w:color w:val="000000"/>
               </w:rPr>
-              <w:t xml:space="preserve">-0.03</w:t>
+              <w:t xml:space="preserve">0.02</w:t>
             </w:r>
           </w:p>
         </w:tc>
@@ -971,7 +971,7 @@
                 <w:szCs w:val="22"/>
                 <w:color w:val="000000"/>
               </w:rPr>
-              <w:t xml:space="preserve">0.08</w:t>
+              <w:t xml:space="preserve">0.09</w:t>
             </w:r>
           </w:p>
         </w:tc>
@@ -1026,7 +1026,7 @@
                 <w:szCs w:val="22"/>
                 <w:color w:val="000000"/>
               </w:rPr>
-              <w:t xml:space="preserve">-0.38</w:t>
+              <w:t xml:space="preserve">0.23</w:t>
             </w:r>
           </w:p>
         </w:tc>
@@ -1081,7 +1081,7 @@
                 <w:szCs w:val="22"/>
                 <w:color w:val="000000"/>
               </w:rPr>
-              <w:t xml:space="preserve">0.7</w:t>
+              <w:t xml:space="preserve">0.82</w:t>
             </w:r>
           </w:p>
         </w:tc>
@@ -1136,7 +1136,7 @@
                 <w:szCs w:val="22"/>
                 <w:color w:val="000000"/>
               </w:rPr>
-              <w:t xml:space="preserve">-0.20</w:t>
+              <w:t xml:space="preserve">-0.15</w:t>
             </w:r>
           </w:p>
         </w:tc>
@@ -1191,7 +1191,7 @@
                 <w:szCs w:val="22"/>
                 <w:color w:val="000000"/>
               </w:rPr>
-              <w:t xml:space="preserve">0.13</w:t>
+              <w:t xml:space="preserve">0.19</w:t>
             </w:r>
           </w:p>
         </w:tc>
